--- a/Joel_Eze_CV.docx
+++ b/Joel_Eze_CV.docx
@@ -39,16 +39,7 @@
           <w:sz w:val="22"/>
           <w:szCs w:val="22"/>
         </w:rPr>
-        <w:t xml:space="preserve"> </w:t>
-      </w:r>
-      <w:r>
-        <w:rPr>
-          <w:b/>
-          <w:color w:val="000000"/>
-          <w:sz w:val="22"/>
-          <w:szCs w:val="22"/>
-        </w:rPr>
-        <w:t>Birmingham, West Midlands</w:t>
+        <w:t xml:space="preserve"> Birmingham, West Midlands</w:t>
       </w:r>
     </w:p>
     <w:p>
@@ -81,75 +72,16 @@
         <w:rPr>
           <w:color w:val="000000"/>
         </w:rPr>
-        <w:t xml:space="preserve">         </w:t>
-      </w:r>
-      <w:r>
-        <w:rPr>
-          <w:color w:val="000000"/>
-        </w:rPr>
-        <w:t xml:space="preserve">LinkedIn URL </w:t>
-      </w:r>
-      <w:r>
-        <w:rPr>
-          <w:color w:val="1154CC"/>
-          <w:u w:val="single" w:color="1154CC"/>
-          <w:shd w:val="clear" w:color="auto" w:fill="FFFFFF"/>
-        </w:rPr>
-        <w:fldChar w:fldCharType="begin"/>
-      </w:r>
-      <w:r>
-        <w:rPr>
-          <w:color w:val="1154CC"/>
-          <w:u w:val="single" w:color="1154CC"/>
-          <w:shd w:val="clear" w:color="auto" w:fill="FFFFFF"/>
-        </w:rPr>
-        <w:instrText>HYPERLINK "http://</w:instrText>
-      </w:r>
-      <w:r>
-        <w:rPr>
-          <w:color w:val="1154CC"/>
-          <w:u w:val="single" w:color="1154CC"/>
-          <w:shd w:val="clear" w:color="auto" w:fill="FFFFFF"/>
-        </w:rPr>
-        <w:instrText>www.linkedin.com/in/jeze</w:instrText>
-      </w:r>
-      <w:r>
-        <w:rPr>
-          <w:color w:val="1154CC"/>
-          <w:u w:val="single" w:color="1154CC"/>
-          <w:shd w:val="clear" w:color="auto" w:fill="FFFFFF"/>
-        </w:rPr>
-        <w:instrText>"</w:instrText>
-      </w:r>
-      <w:r>
-        <w:rPr>
-          <w:color w:val="1154CC"/>
-          <w:u w:val="single" w:color="1154CC"/>
-          <w:shd w:val="clear" w:color="auto" w:fill="FFFFFF"/>
-        </w:rPr>
-        <w:fldChar w:fldCharType="separate"/>
-      </w:r>
-      <w:r>
-        <w:rPr>
-          <w:rStyle w:val="Hyperlink"/>
-          <w:shd w:val="clear" w:color="auto" w:fill="FFFFFF"/>
-        </w:rPr>
-        <w:t>www.linkedin.com/in/jeze</w:t>
-      </w:r>
-      <w:r>
-        <w:rPr>
-          <w:color w:val="1154CC"/>
-          <w:u w:val="single" w:color="1154CC"/>
-          <w:shd w:val="clear" w:color="auto" w:fill="FFFFFF"/>
-        </w:rPr>
-        <w:fldChar w:fldCharType="end"/>
-      </w:r>
-      <w:hyperlink r:id="rId6">
+        <w:t xml:space="preserve">         LinkedIn URL </w:t>
+      </w:r>
+      <w:hyperlink r:id="rId6" w:history="1">
         <w:r>
           <w:rPr>
-            <w:color w:val="000000"/>
+            <w:rStyle w:val="Hyperlink"/>
+            <w:b/>
+            <w:bCs/>
           </w:rPr>
-          <w:t xml:space="preserve"> </w:t>
+          <w:t>linkedin.com/in/joeleze1</w:t>
         </w:r>
       </w:hyperlink>
     </w:p>
@@ -262,12 +194,6 @@
         <w:gridCol w:w="7106"/>
       </w:tblGrid>
       <w:tr>
-        <w:tblPrEx>
-          <w:tblCellMar>
-            <w:top w:w="0" w:type="dxa"/>
-            <w:bottom w:w="0" w:type="dxa"/>
-          </w:tblCellMar>
-        </w:tblPrEx>
         <w:tc>
           <w:tcPr>
             <w:tcW w:w="2800" w:type="dxa"/>
@@ -312,12 +238,6 @@
         </w:tc>
       </w:tr>
       <w:tr>
-        <w:tblPrEx>
-          <w:tblCellMar>
-            <w:top w:w="0" w:type="dxa"/>
-            <w:bottom w:w="0" w:type="dxa"/>
-          </w:tblCellMar>
-        </w:tblPrEx>
         <w:tc>
           <w:tcPr>
             <w:tcW w:w="2800" w:type="dxa"/>
@@ -362,12 +282,6 @@
         </w:tc>
       </w:tr>
       <w:tr>
-        <w:tblPrEx>
-          <w:tblCellMar>
-            <w:top w:w="0" w:type="dxa"/>
-            <w:bottom w:w="0" w:type="dxa"/>
-          </w:tblCellMar>
-        </w:tblPrEx>
         <w:tc>
           <w:tcPr>
             <w:tcW w:w="2800" w:type="dxa"/>
@@ -412,12 +326,6 @@
         </w:tc>
       </w:tr>
       <w:tr>
-        <w:tblPrEx>
-          <w:tblCellMar>
-            <w:top w:w="0" w:type="dxa"/>
-            <w:bottom w:w="0" w:type="dxa"/>
-          </w:tblCellMar>
-        </w:tblPrEx>
         <w:tc>
           <w:tcPr>
             <w:tcW w:w="2800" w:type="dxa"/>
@@ -462,12 +370,6 @@
         </w:tc>
       </w:tr>
       <w:tr>
-        <w:tblPrEx>
-          <w:tblCellMar>
-            <w:top w:w="0" w:type="dxa"/>
-            <w:bottom w:w="0" w:type="dxa"/>
-          </w:tblCellMar>
-        </w:tblPrEx>
         <w:tc>
           <w:tcPr>
             <w:tcW w:w="2800" w:type="dxa"/>
@@ -512,12 +414,6 @@
         </w:tc>
       </w:tr>
       <w:tr>
-        <w:tblPrEx>
-          <w:tblCellMar>
-            <w:top w:w="0" w:type="dxa"/>
-            <w:bottom w:w="0" w:type="dxa"/>
-          </w:tblCellMar>
-        </w:tblPrEx>
         <w:tc>
           <w:tcPr>
             <w:tcW w:w="2800" w:type="dxa"/>
@@ -1638,7 +1534,23 @@
           <w:iCs/>
           <w:color w:val="595959"/>
         </w:rPr>
-        <w:t>Microsoft Power Platform ecosystem</w:t>
+        <w:t xml:space="preserve">Microsoft Power Platform </w:t>
+      </w:r>
+      <w:r>
+        <w:rPr>
+          <w:i/>
+          <w:iCs/>
+          <w:color w:val="595959"/>
+        </w:rPr>
+        <w:t>E</w:t>
+      </w:r>
+      <w:r>
+        <w:rPr>
+          <w:i/>
+          <w:iCs/>
+          <w:color w:val="595959"/>
+        </w:rPr>
+        <w:t>cosystem</w:t>
       </w:r>
     </w:p>
     <w:p>
@@ -2405,7 +2317,6 @@
   <w:style w:type="character" w:default="1" w:styleId="DefaultParagraphFont">
     <w:name w:val="Default Paragraph Font"/>
     <w:uiPriority w:val="1"/>
-    <w:semiHidden/>
     <w:unhideWhenUsed/>
   </w:style>
   <w:style w:type="table" w:default="1" w:styleId="TableNormal">
@@ -2523,6 +2434,18 @@
     <w:rPr>
       <w:color w:val="605E5C"/>
       <w:shd w:val="clear" w:color="auto" w:fill="E1DFDD"/>
+    </w:rPr>
+  </w:style>
+  <w:style w:type="character" w:styleId="FollowedHyperlink">
+    <w:name w:val="FollowedHyperlink"/>
+    <w:basedOn w:val="DefaultParagraphFont"/>
+    <w:uiPriority w:val="99"/>
+    <w:semiHidden/>
+    <w:unhideWhenUsed/>
+    <w:rsid w:val="002E0019"/>
+    <w:rPr>
+      <w:color w:val="96607D" w:themeColor="followedHyperlink"/>
+      <w:u w:val="single"/>
     </w:rPr>
   </w:style>
 </w:styles>
